--- a/Platov_Отчёт_ЛР6.docx
+++ b/Platov_Отчёт_ЛР6.docx
@@ -724,29 +724,51 @@
         </w:pBdr>
         <w:rPr>
           <w:rFonts w:ascii="Times New Roman" w:eastAsia="Times New Roman" w:hAnsi="Times New Roman" w:cs="Times New Roman"/>
+          <w:lang w:val="en-US"/>
+        </w:rPr>
+      </w:pPr>
+      <w:r>
+        <w:rPr>
+          <w:rFonts w:ascii="Times New Roman" w:eastAsia="Times New Roman" w:hAnsi="Times New Roman" w:cs="Times New Roman"/>
           <w:lang w:val="ru-RU"/>
         </w:rPr>
-      </w:pPr>
+        <w:t>Цель</w:t>
+      </w:r>
       <w:r>
         <w:rPr>
           <w:rFonts w:ascii="Times New Roman" w:eastAsia="Times New Roman" w:hAnsi="Times New Roman" w:cs="Times New Roman"/>
           <w:lang w:val="ru-RU"/>
         </w:rPr>
-        <w:t>Цель</w:t>
+        <w:t xml:space="preserve">: </w:t>
       </w:r>
       <w:r>
         <w:rPr>
           <w:rFonts w:ascii="Times New Roman" w:eastAsia="Times New Roman" w:hAnsi="Times New Roman" w:cs="Times New Roman"/>
           <w:lang w:val="ru-RU"/>
         </w:rPr>
-        <w:t xml:space="preserve">: </w:t>
-      </w:r>
-      <w:r>
-        <w:rPr>
-          <w:rFonts w:ascii="Times New Roman" w:eastAsia="Times New Roman" w:hAnsi="Times New Roman" w:cs="Times New Roman"/>
-          <w:lang w:val="ru-RU"/>
-        </w:rPr>
         <w:t>Получить практические навыки по разработке алгоритмов</w:t>
+      </w:r>
+    </w:p>
+    <w:p>
+      <w:pPr>
+        <w:pBdr>
+          <w:top w:val="nil"/>
+          <w:left w:val="nil"/>
+          <w:bottom w:val="nil"/>
+          <w:right w:val="nil"/>
+          <w:between w:val="nil"/>
+        </w:pBdr>
+        <w:rPr>
+          <w:rFonts w:ascii="Times New Roman" w:eastAsia="Times New Roman" w:hAnsi="Times New Roman" w:cs="Times New Roman"/>
+          <w:lang w:val="en-US"/>
+        </w:rPr>
+      </w:pPr>
+      <w:r>
+        <w:rPr>
+          <w:rFonts w:ascii="Times New Roman" w:eastAsia="Times New Roman" w:hAnsi="Times New Roman" w:cs="Times New Roman"/>
+          <w:lang w:val="en-US"/>
+        </w:rPr>
+        <w:t>https://github.com/Soto4ka-37/Platov_LR6</w:t>
       </w:r>
     </w:p>
     <w:sectPr>
